--- a/static/media/7.huy_qd_ttra.docx
+++ b/static/media/7.huy_qd_ttra.docx
@@ -1,6 +1,6 @@
 
 <file path=word/document.xml><?xml version="1.0" encoding="utf-8"?>
-<w:document xmlns:wpc="http://schemas.microsoft.com/office/word/2010/wordprocessingCanvas" xmlns:cx="http://schemas.microsoft.com/office/drawing/2014/chartex" xmlns:cx1="http://schemas.microsoft.com/office/drawing/2015/9/8/chartex" xmlns:cx2="http://schemas.microsoft.com/office/drawing/2015/10/21/chartex" xmlns:cx3="http://schemas.microsoft.com/office/drawing/2016/5/9/chartex" xmlns:cx4="http://schemas.microsoft.com/office/drawing/2016/5/10/chartex" xmlns:cx5="http://schemas.microsoft.com/office/drawing/2016/5/11/chartex" xmlns:cx6="http://schemas.microsoft.com/office/drawing/2016/5/12/chartex" xmlns:cx7="http://schemas.microsoft.com/office/drawing/2016/5/13/chartex" xmlns:cx8="http://schemas.microsoft.com/office/drawing/2016/5/14/chartex" xmlns:mc="http://schemas.openxmlformats.org/markup-compatibility/2006" xmlns:aink="http://schemas.microsoft.com/office/drawing/2016/ink" xmlns:am3d="http://schemas.microsoft.com/office/drawing/2017/model3d" xmlns:o="urn:schemas-microsoft-com:office:office" xmlns:r="http://schemas.openxmlformats.org/officeDocument/2006/relationships" xmlns:m="http://schemas.openxmlformats.org/officeDocument/2006/math" xmlns:v="urn:schemas-microsoft-com:vml" xmlns:wp14="http://schemas.microsoft.com/office/word/2010/wordprocessingDrawing" xmlns:wp="http://schemas.openxmlformats.org/drawingml/2006/wordprocessingDrawing" xmlns:w10="urn:schemas-microsoft-com:office:word" xmlns:w="http://schemas.openxmlformats.org/wordprocessingml/2006/main" xmlns:w14="http://schemas.microsoft.com/office/word/2010/wordml" xmlns:w15="http://schemas.microsoft.com/office/word/2012/wordml" xmlns:w16cex="http://schemas.microsoft.com/office/word/2018/wordml/cex" xmlns:w16cid="http://schemas.microsoft.com/office/word/2016/wordml/cid" xmlns:w16="http://schemas.microsoft.com/office/word/2018/wordml" xmlns:w16sdtdh="http://schemas.microsoft.com/office/word/2020/wordml/sdtdatahash" xmlns:w16se="http://schemas.microsoft.com/office/word/2015/wordml/symex" xmlns:wpg="http://schemas.microsoft.com/office/word/2010/wordprocessingGroup" xmlns:wpi="http://schemas.microsoft.com/office/word/2010/wordprocessingInk" xmlns:wne="http://schemas.microsoft.com/office/word/2006/wordml" xmlns:wps="http://schemas.microsoft.com/office/word/2010/wordprocessingShape" mc:Ignorable="w14 w15 w16se w16cid w16 w16cex w16sdtdh wp14">
+<w:document xmlns:wpc="http://schemas.microsoft.com/office/word/2010/wordprocessingCanvas" xmlns:cx="http://schemas.microsoft.com/office/drawing/2014/chartex" xmlns:cx1="http://schemas.microsoft.com/office/drawing/2015/9/8/chartex" xmlns:cx2="http://schemas.microsoft.com/office/drawing/2015/10/21/chartex" xmlns:cx3="http://schemas.microsoft.com/office/drawing/2016/5/9/chartex" xmlns:cx4="http://schemas.microsoft.com/office/drawing/2016/5/10/chartex" xmlns:cx5="http://schemas.microsoft.com/office/drawing/2016/5/11/chartex" xmlns:cx6="http://schemas.microsoft.com/office/drawing/2016/5/12/chartex" xmlns:cx7="http://schemas.microsoft.com/office/drawing/2016/5/13/chartex" xmlns:cx8="http://schemas.microsoft.com/office/drawing/2016/5/14/chartex" xmlns:mc="http://schemas.openxmlformats.org/markup-compatibility/2006" xmlns:aink="http://schemas.microsoft.com/office/drawing/2016/ink" xmlns:am3d="http://schemas.microsoft.com/office/drawing/2017/model3d" xmlns:o="urn:schemas-microsoft-com:office:office" xmlns:oel="http://schemas.microsoft.com/office/2019/extlst" xmlns:r="http://schemas.openxmlformats.org/officeDocument/2006/relationships" xmlns:m="http://schemas.openxmlformats.org/officeDocument/2006/math" xmlns:v="urn:schemas-microsoft-com:vml" xmlns:wp14="http://schemas.microsoft.com/office/word/2010/wordprocessingDrawing" xmlns:wp="http://schemas.openxmlformats.org/drawingml/2006/wordprocessingDrawing" xmlns:w10="urn:schemas-microsoft-com:office:word" xmlns:w="http://schemas.openxmlformats.org/wordprocessingml/2006/main" xmlns:w14="http://schemas.microsoft.com/office/word/2010/wordml" xmlns:w15="http://schemas.microsoft.com/office/word/2012/wordml" xmlns:w16cex="http://schemas.microsoft.com/office/word/2018/wordml/cex" xmlns:w16cid="http://schemas.microsoft.com/office/word/2016/wordml/cid" xmlns:w16="http://schemas.microsoft.com/office/word/2018/wordml" xmlns:w16du="http://schemas.microsoft.com/office/word/2023/wordml/word16du" xmlns:w16sdtdh="http://schemas.microsoft.com/office/word/2020/wordml/sdtdatahash" xmlns:w16sdtfl="http://schemas.microsoft.com/office/word/2024/wordml/sdtformatlock" xmlns:w16se="http://schemas.microsoft.com/office/word/2015/wordml/symex" xmlns:wpg="http://schemas.microsoft.com/office/word/2010/wordprocessingGroup" xmlns:wpi="http://schemas.microsoft.com/office/word/2010/wordprocessingInk" xmlns:wne="http://schemas.microsoft.com/office/word/2006/wordml" xmlns:wps="http://schemas.microsoft.com/office/word/2010/wordprocessingShape" mc:Ignorable="w14 w15 w16se w16cid w16 w16cex w16sdtdh w16sdtfl w16du wp14">
   <w:body>
     <w:p>
       <w:pPr>
@@ -68,7 +68,7 @@
                 <w:sz w:val="26"/>
                 <w:szCs w:val="26"/>
               </w:rPr>
-              <w:t>TỔNG CỤC THUẾ</w:t>
+              <w:t>CỤC THUẾ</w:t>
             </w:r>
           </w:p>
         </w:tc>
@@ -128,7 +128,25 @@
                 <w:spacing w:val="-10"/>
                 <w:szCs w:val="26"/>
               </w:rPr>
-              <w:t>CỤC THUẾ TỈNH QUẢNG TRỊ</w:t>
+              <w:t xml:space="preserve">CHI </w:t>
+            </w:r>
+            <w:r>
+              <w:rPr>
+                <w:rFonts w:eastAsia="Times New Roman"/>
+                <w:b/>
+                <w:spacing w:val="-10"/>
+                <w:szCs w:val="26"/>
+              </w:rPr>
+              <w:t xml:space="preserve">CỤC THUẾ </w:t>
+            </w:r>
+            <w:r>
+              <w:rPr>
+                <w:rFonts w:eastAsia="Times New Roman"/>
+                <w:b/>
+                <w:spacing w:val="-10"/>
+                <w:szCs w:val="26"/>
+              </w:rPr>
+              <w:t>KHU VỰC XI</w:t>
             </w:r>
           </w:p>
         </w:tc>
@@ -166,7 +184,7 @@
     <w:p>
       <w:pPr>
         <w:tabs>
-          <w:tab w:val="center" w:pos="1843"/>
+          <w:tab w:val="center" w:pos="1276"/>
           <w:tab w:val="right" w:pos="9072"/>
         </w:tabs>
         <w:spacing w:before="120" w:after="0" w:line="240" w:lineRule="auto"/>
@@ -358,7 +376,28 @@
           <w:color w:val="000000"/>
           <w:szCs w:val="28"/>
         </w:rPr>
-        <w:t>QĐ-CTQTR</w:t>
+        <w:t>QĐ-C</w:t>
+      </w:r>
+      <w:r>
+        <w:rPr>
+          <w:color w:val="000000"/>
+          <w:szCs w:val="28"/>
+        </w:rPr>
+        <w:t>C</w:t>
+      </w:r>
+      <w:r>
+        <w:rPr>
+          <w:color w:val="000000"/>
+          <w:szCs w:val="28"/>
+        </w:rPr>
+        <w:t>T</w:t>
+      </w:r>
+      <w:r>
+        <w:rPr>
+          <w:color w:val="000000"/>
+          <w:szCs w:val="28"/>
+        </w:rPr>
+        <w:t>KV.XI</w:t>
       </w:r>
       <w:r>
         <w:rPr>
@@ -587,7 +626,37 @@
           <w:color w:val="000000"/>
           <w:szCs w:val="28"/>
         </w:rPr>
-        <w:t>CỤC TRƯỞNG CỤC THUẾ TỈNH QUẢNG TRỊ</w:t>
+        <w:t xml:space="preserve">CHI </w:t>
+      </w:r>
+      <w:r>
+        <w:rPr>
+          <w:b/>
+          <w:bCs/>
+          <w:iCs/>
+          <w:color w:val="000000"/>
+          <w:szCs w:val="28"/>
+        </w:rPr>
+        <w:t xml:space="preserve">CỤC TRƯỞNG </w:t>
+      </w:r>
+      <w:r>
+        <w:rPr>
+          <w:b/>
+          <w:bCs/>
+          <w:iCs/>
+          <w:color w:val="000000"/>
+          <w:szCs w:val="28"/>
+        </w:rPr>
+        <w:t xml:space="preserve">CHI </w:t>
+      </w:r>
+      <w:r>
+        <w:rPr>
+          <w:b/>
+          <w:bCs/>
+          <w:iCs/>
+          <w:color w:val="000000"/>
+          <w:szCs w:val="28"/>
+        </w:rPr>
+        <w:t>CỤC THUẾ</w:t>
       </w:r>
     </w:p>
     <w:p>
@@ -639,11 +708,18 @@
       <w:r>
         <w:rPr>
           <w:i/>
+          <w:szCs w:val="28"/>
+        </w:rPr>
+        <w:t>Căn cứ Quyết định số 904/QĐ-BTC ngày 03/03/2025 của Bộ Tài chính quy định chức năng, nhiệm vụ, quyền hạn và cơ cấu tổ chức của Chi cục Thuế khu vực thuộc Cục Thuế</w:t>
+      </w:r>
+      <w:r>
+        <w:rPr>
+          <w:i/>
           <w:color w:val="000000"/>
           <w:spacing w:val="-4"/>
           <w:szCs w:val="28"/>
         </w:rPr>
-        <w:t>Căn cứ Quyết định số 1836/QĐ-BTC ngày 08 tháng 10 năm 2018 của Bộ Tài Chính quy định chức năng, nhiệm vụ, quyền hạn và cơ cấu tổ chức của Cục Thuế thuộc Tổng cục Thuế;</w:t>
+        <w:t>;</w:t>
       </w:r>
     </w:p>
     <w:p>
@@ -655,7 +731,6 @@
           <w:i/>
           <w:color w:val="000000"/>
           <w:spacing w:val="-4"/>
-          <w:szCs w:val="28"/>
         </w:rPr>
       </w:pPr>
       <w:r>
@@ -665,15 +740,16 @@
           <w:spacing w:val="-4"/>
           <w:szCs w:val="28"/>
         </w:rPr>
-        <w:t xml:space="preserve">Căn cứ Công văn số </w:t>
+        <w:t>Căn c</w:t>
       </w:r>
       <w:r>
         <w:rPr>
           <w:i/>
           <w:color w:val="000000"/>
           <w:spacing w:val="-4"/>
-        </w:rPr>
-        <w:t>&lt;cv_gia_han&gt;</w:t>
+          <w:szCs w:val="28"/>
+        </w:rPr>
+        <w:t>ứ Tờ trình</w:t>
       </w:r>
       <w:r>
         <w:rPr>
@@ -682,7 +758,7 @@
           <w:spacing w:val="-4"/>
           <w:szCs w:val="28"/>
         </w:rPr>
-        <w:t xml:space="preserve">/CTQTR-TTKT ngày </w:t>
+        <w:t xml:space="preserve"> số </w:t>
       </w:r>
       <w:r>
         <w:rPr>
@@ -690,7 +766,7 @@
           <w:color w:val="000000"/>
           <w:spacing w:val="-4"/>
         </w:rPr>
-        <w:t xml:space="preserve">&lt;ngay_cv_gia_han&gt; </w:t>
+        <w:t>&lt;so_ttrinh&gt;</w:t>
       </w:r>
       <w:r>
         <w:rPr>
@@ -699,12 +775,38 @@
           <w:spacing w:val="-4"/>
           <w:szCs w:val="28"/>
         </w:rPr>
-        <w:t xml:space="preserve">của Cục Thuế tỉnh Quảng Trị về việc gia hạn thời gian &lt;tktra&gt; thuế tại </w:t>
-      </w:r>
-      <w:r>
-        <w:rPr>
-          <w:i/>
-          <w:color w:val="000000" w:themeColor="text1"/>
+        <w:t xml:space="preserve"> ngày </w:t>
+      </w:r>
+      <w:r>
+        <w:rPr>
+          <w:i/>
+          <w:color w:val="000000"/>
+          <w:spacing w:val="-4"/>
+        </w:rPr>
+        <w:t>&lt;ngay_ttrinh&gt;</w:t>
+      </w:r>
+      <w:r>
+        <w:rPr>
+          <w:i/>
+          <w:color w:val="000000"/>
+          <w:spacing w:val="-4"/>
+        </w:rPr>
+        <w:t xml:space="preserve"> </w:t>
+      </w:r>
+      <w:r>
+        <w:rPr>
+          <w:i/>
+          <w:color w:val="000000"/>
+          <w:spacing w:val="-4"/>
+          <w:szCs w:val="28"/>
+        </w:rPr>
+        <w:t xml:space="preserve">của </w:t>
+      </w:r>
+      <w:r>
+        <w:rPr>
+          <w:i/>
+          <w:color w:val="000000"/>
+          <w:spacing w:val="-4"/>
           <w:szCs w:val="28"/>
         </w:rPr>
         <w:t>&lt;ten_dv&gt;</w:t>
@@ -716,7 +818,25 @@
           <w:spacing w:val="-4"/>
           <w:szCs w:val="28"/>
         </w:rPr>
-        <w:t>;</w:t>
+        <w:t xml:space="preserve"> về việc </w:t>
+      </w:r>
+      <w:r>
+        <w:rPr>
+          <w:i/>
+          <w:color w:val="000000"/>
+          <w:spacing w:val="-4"/>
+          <w:szCs w:val="28"/>
+        </w:rPr>
+        <w:t xml:space="preserve">xin hoãn </w:t>
+      </w:r>
+      <w:r>
+        <w:rPr>
+          <w:i/>
+          <w:color w:val="000000"/>
+          <w:spacing w:val="-4"/>
+          <w:szCs w:val="28"/>
+        </w:rPr>
+        <w:t>thời gian &lt;tktra&gt; thuế tại;</w:t>
       </w:r>
     </w:p>
     <w:p>
@@ -788,7 +908,31 @@
         <w:rPr>
           <w:lang w:val="nl-NL"/>
         </w:rPr>
-        <w:t xml:space="preserve">/QĐ-CTQTR ngày </w:t>
+        <w:t>/QĐ-C</w:t>
+      </w:r>
+      <w:r>
+        <w:rPr>
+          <w:lang w:val="nl-NL"/>
+        </w:rPr>
+        <w:t>C</w:t>
+      </w:r>
+      <w:r>
+        <w:rPr>
+          <w:lang w:val="nl-NL"/>
+        </w:rPr>
+        <w:t>T</w:t>
+      </w:r>
+      <w:r>
+        <w:rPr>
+          <w:lang w:val="nl-NL"/>
+        </w:rPr>
+        <w:t>KV.XI</w:t>
+      </w:r>
+      <w:r>
+        <w:rPr>
+          <w:lang w:val="nl-NL"/>
+        </w:rPr>
+        <w:t xml:space="preserve"> ngày </w:t>
       </w:r>
       <w:r>
         <w:t>&lt;ngay_qd_tkt_dn&gt;</w:t>
@@ -798,7 +942,35 @@
           <w:szCs w:val="28"/>
           <w:lang w:val="nl-NL"/>
         </w:rPr>
-        <w:t xml:space="preserve"> của Cục Thuế tỉnh Quảng Trị về việc &lt;tktra&gt; tại </w:t>
+        <w:t xml:space="preserve"> của C</w:t>
+      </w:r>
+      <w:r>
+        <w:rPr>
+          <w:szCs w:val="28"/>
+          <w:lang w:val="nl-NL"/>
+        </w:rPr>
+        <w:t>hi c</w:t>
+      </w:r>
+      <w:r>
+        <w:rPr>
+          <w:szCs w:val="28"/>
+          <w:lang w:val="nl-NL"/>
+        </w:rPr>
+        <w:t xml:space="preserve">ục Thuế </w:t>
+      </w:r>
+      <w:r>
+        <w:rPr>
+          <w:szCs w:val="28"/>
+          <w:lang w:val="nl-NL"/>
+        </w:rPr>
+        <w:t>khu vực XI</w:t>
+      </w:r>
+      <w:r>
+        <w:rPr>
+          <w:szCs w:val="28"/>
+          <w:lang w:val="nl-NL"/>
+        </w:rPr>
+        <w:t xml:space="preserve"> về việc &lt;tktra&gt; tại </w:t>
       </w:r>
       <w:r>
         <w:rPr>
@@ -812,7 +984,28 @@
           <w:szCs w:val="28"/>
           <w:lang w:val="nl-NL"/>
         </w:rPr>
-        <w:t xml:space="preserve">, mã số thuế </w:t>
+        <w:t>;</w:t>
+      </w:r>
+      <w:r>
+        <w:rPr>
+          <w:szCs w:val="28"/>
+          <w:lang w:val="nl-NL"/>
+        </w:rPr>
+        <w:t xml:space="preserve"> </w:t>
+      </w:r>
+      <w:r>
+        <w:rPr>
+          <w:szCs w:val="28"/>
+          <w:lang w:val="nl-NL"/>
+        </w:rPr>
+        <w:t>M</w:t>
+      </w:r>
+      <w:r>
+        <w:rPr>
+          <w:szCs w:val="28"/>
+          <w:lang w:val="nl-NL"/>
+        </w:rPr>
+        <w:t xml:space="preserve">ã số thuế </w:t>
       </w:r>
       <w:r>
         <w:rPr>
@@ -820,6 +1013,20 @@
           <w:lang w:val="nl-NL"/>
         </w:rPr>
         <w:t>&lt;mst&gt;</w:t>
+      </w:r>
+      <w:r>
+        <w:rPr>
+          <w:szCs w:val="28"/>
+          <w:lang w:val="nl-NL"/>
+        </w:rPr>
+        <w:t>; Địa chỉ</w:t>
+      </w:r>
+      <w:r>
+        <w:rPr>
+          <w:color w:val="000000" w:themeColor="text1"/>
+          <w:szCs w:val="28"/>
+        </w:rPr>
+        <w:t>: &lt;dia_chi&gt;</w:t>
       </w:r>
       <w:r>
         <w:rPr>
@@ -875,7 +1082,31 @@
         <w:rPr>
           <w:lang w:val="nl-NL"/>
         </w:rPr>
-        <w:t xml:space="preserve">/QĐ-CTQTR ngày </w:t>
+        <w:t>/QĐ-C</w:t>
+      </w:r>
+      <w:r>
+        <w:rPr>
+          <w:lang w:val="nl-NL"/>
+        </w:rPr>
+        <w:t>C</w:t>
+      </w:r>
+      <w:r>
+        <w:rPr>
+          <w:lang w:val="nl-NL"/>
+        </w:rPr>
+        <w:t>T</w:t>
+      </w:r>
+      <w:r>
+        <w:rPr>
+          <w:lang w:val="nl-NL"/>
+        </w:rPr>
+        <w:t>KV.XI</w:t>
+      </w:r>
+      <w:r>
+        <w:rPr>
+          <w:lang w:val="nl-NL"/>
+        </w:rPr>
+        <w:t xml:space="preserve"> ngày </w:t>
       </w:r>
       <w:r>
         <w:t>&lt;ngay_qd_tkt_dn&gt;</w:t>
@@ -1084,7 +1315,39 @@
           <w:sz w:val="22"/>
           <w:lang w:val="nl-NL"/>
         </w:rPr>
-        <w:t>- Lưu: VT, TTKT (03b</w:t>
+        <w:t>- Lưu: VT, TTKT</w:t>
+      </w:r>
+      <w:r>
+        <w:rPr>
+          <w:rFonts w:eastAsia="Times New Roman"/>
+          <w:sz w:val="22"/>
+          <w:lang w:val="nl-NL"/>
+        </w:rPr>
+        <w:t>4</w:t>
+      </w:r>
+      <w:r>
+        <w:rPr>
+          <w:rFonts w:eastAsia="Times New Roman"/>
+          <w:sz w:val="22"/>
+          <w:lang w:val="nl-NL"/>
+        </w:rPr>
+        <w:t xml:space="preserve"> (0</w:t>
+      </w:r>
+      <w:r>
+        <w:rPr>
+          <w:rFonts w:eastAsia="Times New Roman"/>
+          <w:sz w:val="22"/>
+          <w:lang w:val="nl-NL"/>
+        </w:rPr>
+        <w:t>4</w:t>
+      </w:r>
+      <w:r>
+        <w:rPr>
+          <w:rFonts w:eastAsia="Times New Roman"/>
+          <w:sz w:val="22"/>
+          <w:lang w:val="nl-NL"/>
+        </w:rPr>
+        <w:t>b</w:t>
       </w:r>
       <w:r>
         <w:rPr>
@@ -1226,7 +1489,7 @@
 </file>
 
 <file path=word/styles.xml><?xml version="1.0" encoding="utf-8"?>
-<w:styles xmlns:mc="http://schemas.openxmlformats.org/markup-compatibility/2006" xmlns:r="http://schemas.openxmlformats.org/officeDocument/2006/relationships" xmlns:w="http://schemas.openxmlformats.org/wordprocessingml/2006/main" xmlns:w14="http://schemas.microsoft.com/office/word/2010/wordml" xmlns:w15="http://schemas.microsoft.com/office/word/2012/wordml" xmlns:w16cex="http://schemas.microsoft.com/office/word/2018/wordml/cex" xmlns:w16cid="http://schemas.microsoft.com/office/word/2016/wordml/cid" xmlns:w16="http://schemas.microsoft.com/office/word/2018/wordml" xmlns:w16sdtdh="http://schemas.microsoft.com/office/word/2020/wordml/sdtdatahash" xmlns:w16se="http://schemas.microsoft.com/office/word/2015/wordml/symex" mc:Ignorable="w14 w15 w16se w16cid w16 w16cex w16sdtdh">
+<w:styles xmlns:mc="http://schemas.openxmlformats.org/markup-compatibility/2006" xmlns:r="http://schemas.openxmlformats.org/officeDocument/2006/relationships" xmlns:w="http://schemas.openxmlformats.org/wordprocessingml/2006/main" xmlns:w14="http://schemas.microsoft.com/office/word/2010/wordml" xmlns:w15="http://schemas.microsoft.com/office/word/2012/wordml" xmlns:w16cex="http://schemas.microsoft.com/office/word/2018/wordml/cex" xmlns:w16cid="http://schemas.microsoft.com/office/word/2016/wordml/cid" xmlns:w16="http://schemas.microsoft.com/office/word/2018/wordml" xmlns:w16du="http://schemas.microsoft.com/office/word/2023/wordml/word16du" xmlns:w16sdtdh="http://schemas.microsoft.com/office/word/2020/wordml/sdtdatahash" xmlns:w16sdtfl="http://schemas.microsoft.com/office/word/2024/wordml/sdtformatlock" xmlns:w16se="http://schemas.microsoft.com/office/word/2015/wordml/symex" mc:Ignorable="w14 w15 w16se w16cid w16 w16cex w16sdtdh w16sdtfl w16du">
   <w:docDefaults>
     <w:rPrDefault>
       <w:rPr>
@@ -1348,6 +1611,7 @@
     <w:lsdException w:name="HTML Sample" w:semiHidden="1" w:unhideWhenUsed="1"/>
     <w:lsdException w:name="HTML Typewriter" w:semiHidden="1" w:unhideWhenUsed="1"/>
     <w:lsdException w:name="HTML Variable" w:semiHidden="1" w:unhideWhenUsed="1"/>
+    <w:lsdException w:name="Normal Table" w:semiHidden="1" w:unhideWhenUsed="1"/>
     <w:lsdException w:name="annotation subject" w:semiHidden="1" w:unhideWhenUsed="1"/>
     <w:lsdException w:name="No List" w:semiHidden="1" w:unhideWhenUsed="1"/>
     <w:lsdException w:name="Outline List 1" w:semiHidden="1" w:unhideWhenUsed="1"/>
@@ -1390,8 +1654,11 @@
     <w:lsdException w:name="Table Contemporary" w:semiHidden="1" w:unhideWhenUsed="1"/>
     <w:lsdException w:name="Table Elegant" w:semiHidden="1" w:unhideWhenUsed="1"/>
     <w:lsdException w:name="Table Professional" w:semiHidden="1" w:unhideWhenUsed="1"/>
+    <w:lsdException w:name="Table Subtle 1" w:semiHidden="1" w:unhideWhenUsed="1"/>
     <w:lsdException w:name="Table Subtle 2" w:semiHidden="1" w:unhideWhenUsed="1"/>
     <w:lsdException w:name="Table Web 1" w:semiHidden="1" w:unhideWhenUsed="1"/>
+    <w:lsdException w:name="Table Web 2" w:semiHidden="1" w:unhideWhenUsed="1"/>
+    <w:lsdException w:name="Table Web 3" w:semiHidden="1" w:unhideWhenUsed="1"/>
     <w:lsdException w:name="Balloon Text" w:semiHidden="1" w:unhideWhenUsed="1"/>
     <w:lsdException w:name="Table Grid" w:uiPriority="39"/>
     <w:lsdException w:name="Table Theme" w:semiHidden="1" w:unhideWhenUsed="1"/>
@@ -1632,7 +1899,6 @@
   <w:style w:type="character" w:default="1" w:styleId="DefaultParagraphFont">
     <w:name w:val="Default Paragraph Font"/>
     <w:uiPriority w:val="1"/>
-    <w:semiHidden/>
     <w:unhideWhenUsed/>
   </w:style>
   <w:style w:type="table" w:default="1" w:styleId="TableNormal">
